--- a/docs/SPEC-naming-game-v2.0-draft.docx
+++ b/docs/SPEC-naming-game-v2.0-draft.docx
@@ -34,13 +34,28 @@
           <w:b/>
           <w:bCs/>
         </w:rPr>
-        <w:t xml:space="preserve">DRAFT for review (2026-09-24). Not approved. Nothing here is implemented yet.</w:t>
-      </w:r>
-      <w:r>
-        <w:rPr>
-          <w:rFonts w:ascii="Calibri" w:cs="Calibri" w:eastAsia="PingFang SC" w:hAnsi="Calibri"/>
-        </w:rPr>
-        <w:t xml:space="preserve"> Supersedes: </w:t>
+        <w:t xml:space="preserve">DRAFT (2026-09-24). Step 1 implemented</w:t>
+      </w:r>
+      <w:r>
+        <w:rPr>
+          <w:rFonts w:ascii="Calibri" w:cs="Calibri" w:eastAsia="PingFang SC" w:hAnsi="Calibri"/>
+        </w:rPr>
+        <w:t xml:space="preserve"> (rooms, templates v2, controls B2R/A2R/NS2, label-set manager, metrics, ops). See </w:t>
+      </w:r>
+      <w:r>
+        <w:rPr>
+          <w:rFonts w:ascii="Menlo" w:cs="Menlo" w:eastAsia="PingFang SC" w:hAnsi="Menlo"/>
+          <w:sz w:val="18"/>
+          <w:szCs w:val="18"/>
+          <w:shd w:fill="EEF1F5" w:color="auto" w:val="clear"/>
+        </w:rPr>
+        <w:t xml:space="preserve">IMPLEMENTATION_NOTES.md</w:t>
+      </w:r>
+      <w:r>
+        <w:rPr>
+          <w:rFonts w:ascii="Calibri" w:cs="Calibri" w:eastAsia="PingFang SC" w:hAnsi="Calibri"/>
+        </w:rPr>
+        <w:t xml:space="preserve"> § v2 step 1. Decisions of 2026-09-24 amend this draft: three preset label sets plus unlimited custom sets instead of ten fixed sets; control rooms are optional and launched separately; OpenAI is the second family (model TBD); default temperature 1.0. Supersedes: </w:t>
       </w:r>
       <w:r>
         <w:rPr>
